--- a/dist/assets/CV.docx
+++ b/dist/assets/CV.docx
@@ -25,21 +25,13 @@
         <w:pStyle w:val="ContactInfo"/>
       </w:pPr>
       <w:r>
-        <w:t xml:space="preserve">44 </w:t>
-      </w:r>
-      <w:proofErr w:type="spellStart"/>
-      <w:r>
-        <w:t>B</w:t>
+        <w:t>44 B</w:t>
       </w:r>
       <w:r>
         <w:t>a</w:t>
       </w:r>
       <w:r>
-        <w:t>hari</w:t>
-      </w:r>
-      <w:proofErr w:type="spellEnd"/>
-      <w:r>
-        <w:t xml:space="preserve"> Drive, Massey, Auckland</w:t>
+        <w:t>hari Drive, Massey, Auckland</w:t>
       </w:r>
       <w:r>
         <w:t xml:space="preserve"> </w:t>
@@ -989,7 +981,7 @@
           <w:smallCaps w:val="0"/>
           <w:color w:val="000000" w:themeColor="text1"/>
         </w:rPr>
-        <w:t>Improved communication skills with customers and team members and learned how to deal with customers.</w:t>
+        <w:t>Improved teamwork and communication skills But most of all, I was able to connect with people in New Zealand's community. In addition, I learned to live as a member of society and how to communicate with them in another country.</w:t>
       </w:r>
     </w:p>
     <w:p>
@@ -2621,6 +2613,7 @@
   </w:compat>
   <w:rsids>
     <w:rsidRoot w:val="00860BA4"/>
+    <w:rsid w:val="000F38A0"/>
     <w:rsid w:val="001815E6"/>
     <w:rsid w:val="006D3C26"/>
     <w:rsid w:val="00860BA4"/>
